--- a/AUDIT_PACK_2026-10-18/2_Research_Notes/README.docx
+++ b/AUDIT_PACK_2026-10-18/2_Research_Notes/README.docx
@@ -2,7 +2,7 @@
 <file path=word/document.xml><?xml version="1.0" encoding="utf-8"?>
 <w:document xmlns:w="http://schemas.openxmlformats.org/wordprocessingml/2006/main" xmlns:m="http://schemas.openxmlformats.org/officeDocument/2006/math" xmlns:r="http://schemas.openxmlformats.org/officeDocument/2006/relationships" xmlns:o="urn:schemas-microsoft-com:office:office" xmlns:v="urn:schemas-microsoft-com:vml" xmlns:w10="urn:schemas-microsoft-com:office:word" xmlns:a="http://schemas.openxmlformats.org/drawingml/2006/main" xmlns:pic="http://schemas.openxmlformats.org/drawingml/2006/picture" xmlns:wp="http://schemas.openxmlformats.org/drawingml/2006/wordprocessingDrawing">
   <w:body>
-    <w:bookmarkStart w:id="59" w:name="Xe2e01a670b438d65f52eb6c97ad9eef773dcbda"/>
+    <w:bookmarkStart w:id="66" w:name="Xe2e01a670b438d65f52eb6c97ad9eef773dcbda"/>
     <w:p>
       <w:pPr>
         <w:pStyle w:val="Heading1"/>
@@ -4158,6 +4158,22 @@
         <w:t xml:space="preserve"> </w:t>
       </w:r>
       <w:r>
+        <w:rPr>
+          <w:bCs/>
+          <w:b/>
+        </w:rPr>
+        <w:t xml:space="preserve">Disclosure:</w:t>
+      </w:r>
+      <w:r>
+        <w:t xml:space="preserve"> </w:t>
+      </w:r>
+      <w:r>
+        <w:t xml:space="preserve">this was pre-registered at 02:17 UTC, after 7 of the 9 experiment-8 models had already shown judging was strong. Choosing judging as the main measure came after that peek.</w:t>
+      </w:r>
+      <w:r>
+        <w:t xml:space="preserve"> </w:t>
+      </w:r>
+      <w:r>
         <w:t xml:space="preserve">-</w:t>
       </w:r>
       <w:r>
@@ -4757,7 +4773,20 @@
         <w:t xml:space="preserve"> </w:t>
       </w:r>
       <w:r>
-        <w:t xml:space="preserve">by about 18–21 points (average per run) over plain text, in every moral-label version tested. Scrambled markers did not help (52.7%). That part is real and repeatable.</w:t>
+        <w:t xml:space="preserve">by about 18–21 points (average per run) over plain text, in every moral-label version tested. Scrambled markers did not help (52.7%). That part is strong and repeated, but it has</w:t>
+      </w:r>
+      <w:r>
+        <w:t xml:space="preserve"> </w:t>
+      </w:r>
+      <w:r>
+        <w:rPr>
+          <w:bCs/>
+          <w:b/>
+        </w:rPr>
+        <w:t xml:space="preserve">not yet been pre-registered as the main measure</w:t>
+      </w:r>
+      <w:r>
+        <w:t xml:space="preserve">: against no marker it was descriptive here.</w:t>
       </w:r>
     </w:p>
     <w:p>
@@ -4813,13 +4842,13 @@
     </w:p>
     <w:bookmarkEnd w:id="51"/>
     <w:bookmarkEnd w:id="52"/>
-    <w:bookmarkStart w:id="58" w:name="Xcbae4a9e0bb84c069d7df8a862cfe05bb2e5f38"/>
+    <w:bookmarkStart w:id="58" w:name="X6636c1b38abcac0d7b3d28ac40a77a14e3f690d"/>
     <w:p>
       <w:pPr>
         <w:pStyle w:val="Heading2"/>
       </w:pPr>
       <w:r>
-        <w:t xml:space="preserve">Experiment 11: Long-story test: the carried balance works when an everyday act must be remembered</w:t>
+        <w:t xml:space="preserve">Experiment 11: Long-story test: the carried balance did better once, when an everyday act had to be remembered</w:t>
       </w:r>
     </w:p>
     <w:p>
@@ -5072,7 +5101,180 @@
         <w:pStyle w:val="BodyText"/>
       </w:pPr>
       <w:r>
-        <w:t xml:space="preserve">The flawed first-run results were set aside, not used. They were not committed and are lost with the session. The marker diagnostics quoted below (which markers the model wrote) were one-off checks, also not saved. To reproduce them, log the greedy markers in</w:t>
+        <w:t xml:space="preserve">The flawed first-run results were set aside from the verdict and are kept in</w:t>
+      </w:r>
+      <w:r>
+        <w:t xml:space="preserve"> </w:t>
+      </w:r>
+      <w:r>
+        <w:rPr>
+          <w:rStyle w:val="VerbatimChar"/>
+        </w:rPr>
+        <w:t xml:space="preserve">results_long_story_v1_flawed_run1.json</w:t>
+      </w:r>
+      <w:r>
+        <w:t xml:space="preserve"> </w:t>
+      </w:r>
+      <w:r>
+        <w:t xml:space="preserve">and</w:t>
+      </w:r>
+      <w:r>
+        <w:t xml:space="preserve"> </w:t>
+      </w:r>
+      <w:r>
+        <w:rPr>
+          <w:rStyle w:val="VerbatimChar"/>
+        </w:rPr>
+        <w:t xml:space="preserve">results_long_story_v1_flawed_run2.json</w:t>
+      </w:r>
+      <w:r>
+        <w:t xml:space="preserve">.</w:t>
+      </w:r>
+    </w:p>
+    <w:p>
+      <w:pPr>
+        <w:pStyle w:val="BodyText"/>
+      </w:pPr>
+      <w:r>
+        <w:rPr>
+          <w:bCs/>
+          <w:b/>
+        </w:rPr>
+        <w:t xml:space="preserve">Why</w:t>
+      </w:r>
+      <w:r>
+        <w:rPr>
+          <w:bCs/>
+          <w:b/>
+        </w:rPr>
+        <w:t xml:space="preserve"> </w:t>
+      </w:r>
+      <w:r>
+        <w:rPr>
+          <w:bCs/>
+          <w:b/>
+        </w:rPr>
+        <w:t xml:space="preserve">“</w:t>
+      </w:r>
+      <w:r>
+        <w:rPr>
+          <w:bCs/>
+          <w:b/>
+        </w:rPr>
+        <w:t xml:space="preserve">supported once</w:t>
+      </w:r>
+      <w:r>
+        <w:rPr>
+          <w:bCs/>
+          <w:b/>
+        </w:rPr>
+        <w:t xml:space="preserve">”</w:t>
+      </w:r>
+      <w:r>
+        <w:rPr>
+          <w:bCs/>
+          <w:b/>
+        </w:rPr>
+        <w:t xml:space="preserve">, not</w:t>
+      </w:r>
+      <w:r>
+        <w:rPr>
+          <w:bCs/>
+          <w:b/>
+        </w:rPr>
+        <w:t xml:space="preserve"> </w:t>
+      </w:r>
+      <w:r>
+        <w:rPr>
+          <w:bCs/>
+          <w:b/>
+        </w:rPr>
+        <w:t xml:space="preserve">“</w:t>
+      </w:r>
+      <w:r>
+        <w:rPr>
+          <w:bCs/>
+          <w:b/>
+        </w:rPr>
+        <w:t xml:space="preserve">confirmed</w:t>
+      </w:r>
+      <w:r>
+        <w:rPr>
+          <w:bCs/>
+          <w:b/>
+        </w:rPr>
+        <w:t xml:space="preserve">”</w:t>
+      </w:r>
+      <w:r>
+        <w:rPr>
+          <w:bCs/>
+          <w:b/>
+        </w:rPr>
+        <w:t xml:space="preserve">:</w:t>
+      </w:r>
+      <w:r>
+        <w:t xml:space="preserve"> </w:t>
+      </w:r>
+      <w:r>
+        <w:t xml:space="preserve">the pass/fail rules were saved at 03:44 UTC. The test was then changed twice after the first models were scored: 03:45 (ties counted as 0.5) and 03:51 (first marker pushed out of view). So the result is a</w:t>
+      </w:r>
+      <w:r>
+        <w:t xml:space="preserve"> </w:t>
+      </w:r>
+      <w:r>
+        <w:rPr>
+          <w:bCs/>
+          <w:b/>
+        </w:rPr>
+        <w:t xml:space="preserve">re-run after a fix</w:t>
+      </w:r>
+      <w:r>
+        <w:t xml:space="preserve">. The test also reused the same 100 story acts as experiments 8 and 10. The two flawed first-run results are kept in</w:t>
+      </w:r>
+      <w:r>
+        <w:t xml:space="preserve"> </w:t>
+      </w:r>
+      <w:r>
+        <w:rPr>
+          <w:rStyle w:val="VerbatimChar"/>
+        </w:rPr>
+        <w:t xml:space="preserve">results_long_story_v1_flawed_run1.json</w:t>
+      </w:r>
+      <w:r>
+        <w:t xml:space="preserve"> </w:t>
+      </w:r>
+      <w:r>
+        <w:t xml:space="preserve">and</w:t>
+      </w:r>
+      <w:r>
+        <w:t xml:space="preserve"> </w:t>
+      </w:r>
+      <w:r>
+        <w:rPr>
+          <w:rStyle w:val="VerbatimChar"/>
+        </w:rPr>
+        <w:t xml:space="preserve">results_long_story_v1_flawed_run2.json</w:t>
+      </w:r>
+      <w:r>
+        <w:t xml:space="preserve">.</w:t>
+      </w:r>
+    </w:p>
+    <w:p>
+      <w:pPr>
+        <w:pStyle w:val="BodyText"/>
+      </w:pPr>
+      <w:r>
+        <w:rPr>
+          <w:bCs/>
+          <w:b/>
+        </w:rPr>
+        <w:t xml:space="preserve">Shape of the carry result (version B, 3 runs):</w:t>
+      </w:r>
+      <w:r>
+        <w:t xml:space="preserve"> </w:t>
+      </w:r>
+      <w:r>
+        <w:t xml:space="preserve">the shifting word gave no answer (an exact tie) on about 65 of 100 pairs. When it did answer, it was right 81 times and wrong 25. The marker diagnostics quoted below (which markers the model wrote) were one-off checks, also not saved. To reproduce them, log the greedy markers in</w:t>
       </w:r>
       <w:r>
         <w:t xml:space="preserve"> </w:t>
@@ -5574,7 +5776,13 @@
                 <w:bCs/>
                 <w:b/>
               </w:rPr>
-              <w:t xml:space="preserve">CONFIRMED</w:t>
+              <w:t xml:space="preserve">Supported once</w:t>
+            </w:r>
+            <w:r>
+              <w:t xml:space="preserve"> </w:t>
+            </w:r>
+            <w:r>
+              <w:t xml:space="preserve">(a re-run after a fix; see below)</w:t>
             </w:r>
           </w:p>
         </w:tc>
@@ -5654,7 +5862,7 @@
         <w:t xml:space="preserve"> </w:t>
       </w:r>
       <w:r>
-        <w:t xml:space="preserve">Most long-story pairs are exact ties, scored 0.5. In version B the plain label tied on 91, 96 and 82 of 100 pairs: once the act is out of view it can’t tell the stories apart, so it sits near 50% by design. The shifting word tied on 70, 70 and 54, and of the pairs it did decide, it got 24–6, 21–9 and 36–10 right. No marker ties on every pair in A and B. Descriptive, not pre-registered: in version B the 3-spelling carry also beat the plain label (45 better, 19 worse, p = 0.0008).</w:t>
+        <w:t xml:space="preserve">Most long-story pairs are exact ties, scored 0.5. In version B the plain label tied on 91, 96 and 82 of 100 pairs: once the act was out of view it mostly couldn’t tell the stories apart. It isn’t blind by design: label models write their own markers too, which is how one label run scored 97 on version A. The shifting word tied on 70, 70 and 54, and of the pairs it did decide, it got 24–6, 21–9 and 36–10 right. No marker ties on every pair in A and B. Descriptive, not pre-registered: in version B the 3-spelling carry also beat the plain label (45 better, 19 worse, p = 0.0008).</w:t>
       </w:r>
     </w:p>
     <w:bookmarkEnd w:id="54"/>
@@ -5686,7 +5894,20 @@
         <w:t xml:space="preserve"> </w:t>
       </w:r>
       <w:r>
-        <w:t xml:space="preserve">When an everyday act has to be remembered after it has scrolled out of view, models trained with the carry keep their judgment of it alive: about 59–61%, against about 53% for the plain label. That is the first pre-registered support for the part of the idea that is the owner’s own.</w:t>
+        <w:t xml:space="preserve">When an everyday act has to be remembered after it has scrolled out of view, models trained with the carry keep their judgment of it alive: about 59–61%, against about 53% for the plain label. That is the first support for the part of the idea that is the owner’s own. It counts as</w:t>
+      </w:r>
+      <w:r>
+        <w:t xml:space="preserve"> </w:t>
+      </w:r>
+      <w:r>
+        <w:rPr>
+          <w:bCs/>
+          <w:b/>
+        </w:rPr>
+        <w:t xml:space="preserve">supported once</w:t>
+      </w:r>
+      <w:r>
+        <w:t xml:space="preserve">, not confirmed (see below).</w:t>
       </w:r>
     </w:p>
     <w:p>
@@ -6071,9 +6292,1008 @@
         <w:t xml:space="preserve">on new sentences. It carries perfectly but updates poorly. A better design should balance the two: for example, stronger resets, a faster spend rate, or training text where markers change more often. The owner’s numbers (32, 16, 34, 47) could be tried here as reset or spend settings.</w:t>
       </w:r>
     </w:p>
+    <w:p>
+      <w:r>
+        <w:pict>
+          <v:rect style="width:0;height:1.5pt" o:hralign="center" o:hrstd="t" o:hr="t"/>
+        </w:pict>
+      </w:r>
+    </w:p>
     <w:bookmarkEnd w:id="57"/>
     <w:bookmarkEnd w:id="58"/>
-    <w:bookmarkEnd w:id="59"/>
+    <w:bookmarkStart w:id="65" w:name="Xb834574470d62dc842066714ce0f17a3905bf4a"/>
+    <w:p>
+      <w:pPr>
+        <w:pStyle w:val="Heading2"/>
+      </w:pPr>
+      <w:r>
+        <w:t xml:space="preserve">Experiment 9: Aesop moral transfer: not confirmed</w:t>
+      </w:r>
+    </w:p>
+    <w:p>
+      <w:pPr>
+        <w:pStyle w:val="FirstParagraph"/>
+      </w:pPr>
+      <w:r>
+        <w:rPr>
+          <w:bCs/>
+          <w:b/>
+        </w:rPr>
+        <w:t xml:space="preserve">Question (the owner’s theory).</w:t>
+      </w:r>
+      <w:r>
+        <w:t xml:space="preserve"> </w:t>
+      </w:r>
+      <w:r>
+        <w:t xml:space="preserve">Do lessons taught through</w:t>
+      </w:r>
+      <w:r>
+        <w:t xml:space="preserve"> </w:t>
+      </w:r>
+      <w:r>
+        <w:rPr>
+          <w:iCs/>
+          <w:i/>
+        </w:rPr>
+        <w:t xml:space="preserve">stories</w:t>
+      </w:r>
+      <w:r>
+        <w:t xml:space="preserve"> </w:t>
+      </w:r>
+      <w:r>
+        <w:t xml:space="preserve">transfer to a culture never seen better than other text does? Test material: Aesop’s own fables (Jacobs, 1894), never in training. For each pair of fables, the model must prefer the true fable→moral matching over the swapped one. Guessing scores 50%. Script:</w:t>
+      </w:r>
+      <w:r>
+        <w:t xml:space="preserve"> </w:t>
+      </w:r>
+      <w:hyperlink r:id="rId59">
+        <w:r>
+          <w:rPr>
+            <w:rStyle w:val="VerbatimChar"/>
+          </w:rPr>
+          <w:t xml:space="preserve">aesop_test.py</w:t>
+        </w:r>
+      </w:hyperlink>
+      <w:r>
+        <w:t xml:space="preserve">, version 3, revised twice after flaw checks and before any training. Full printout:</w:t>
+      </w:r>
+      <w:r>
+        <w:t xml:space="preserve"> </w:t>
+      </w:r>
+      <w:hyperlink r:id="rId60">
+        <w:r>
+          <w:rPr>
+            <w:rStyle w:val="VerbatimChar"/>
+          </w:rPr>
+          <w:t xml:space="preserve">results_aesop.txt</w:t>
+        </w:r>
+      </w:hyperlink>
+      <w:r>
+        <w:t xml:space="preserve">; raw data:</w:t>
+      </w:r>
+      <w:r>
+        <w:t xml:space="preserve"> </w:t>
+      </w:r>
+      <w:hyperlink r:id="rId61">
+        <w:r>
+          <w:rPr>
+            <w:rStyle w:val="VerbatimChar"/>
+          </w:rPr>
+          <w:t xml:space="preserve">results_aesop.json</w:t>
+        </w:r>
+      </w:hyperlink>
+      <w:r>
+        <w:t xml:space="preserve">.</w:t>
+      </w:r>
+    </w:p>
+    <w:p>
+      <w:pPr>
+        <w:pStyle w:val="BodyText"/>
+      </w:pPr>
+      <w:r>
+        <w:rPr>
+          <w:bCs/>
+          <w:b/>
+        </w:rPr>
+        <w:t xml:space="preserve">Setup.</w:t>
+      </w:r>
+      <w:r>
+        <w:t xml:space="preserve"> </w:t>
+      </w:r>
+      <w:r>
+        <w:t xml:space="preserve">67 fables; 1,131 same-format pairs; 284 pairs where shared words give no clue. Training sets of about 700k tokens each, with 4 training runs each for stories, novels and shuffled stories, 2 for the Bible, and 1 each for rules and narrative. Context window of 128 tokens, 1,500 steps.</w:t>
+      </w:r>
+    </w:p>
+    <w:bookmarkStart w:id="62" w:name="X03473fbf865b78d05eb7ef37c46c3e1893bc3dd"/>
+    <w:p>
+      <w:pPr>
+        <w:pStyle w:val="Heading3"/>
+      </w:pPr>
+      <w:r>
+        <w:t xml:space="preserve">Results (percent of pairs matched correctly; 50% = guessing)</w:t>
+      </w:r>
+    </w:p>
+    <w:tbl>
+      <w:tblPr>
+        <w:tblStyle w:val="Table"/>
+        <w:tblW w:type="pct" w:w="5000"/>
+        <w:tblLook w:firstRow="1" w:lastRow="0" w:firstColumn="0" w:lastColumn="0" w:noHBand="0" w:noVBand="0" w:val="0020"/>
+        <w:jc w:val="start"/>
+      </w:tblPr>
+      <w:tblGrid>
+        <w:gridCol w:w="1584"/>
+        <w:gridCol w:w="1584"/>
+        <w:gridCol w:w="1584"/>
+        <w:gridCol w:w="1584"/>
+        <w:gridCol w:w="1584"/>
+      </w:tblGrid>
+      <w:tr>
+        <w:trPr>
+          <w:tblHeader w:val="true"/>
+        </w:trPr>
+        <w:tc>
+          <w:tcPr/>
+          <w:p>
+            <w:pPr>
+              <w:pStyle w:val="Compact"/>
+              <w:jc w:val="left"/>
+            </w:pPr>
+            <w:r>
+              <w:t xml:space="preserve">Training set</w:t>
+            </w:r>
+          </w:p>
+        </w:tc>
+        <w:tc>
+          <w:tcPr/>
+          <w:p>
+            <w:pPr>
+              <w:pStyle w:val="Compact"/>
+              <w:jc w:val="left"/>
+            </w:pPr>
+            <w:r>
+              <w:t xml:space="preserve">Same-format pairs (4 runs)</w:t>
+            </w:r>
+          </w:p>
+        </w:tc>
+        <w:tc>
+          <w:tcPr/>
+          <w:p>
+            <w:pPr>
+              <w:pStyle w:val="Compact"/>
+              <w:jc w:val="left"/>
+            </w:pPr>
+            <w:r>
+              <w:t xml:space="preserve">Average</w:t>
+            </w:r>
+          </w:p>
+        </w:tc>
+        <w:tc>
+          <w:tcPr/>
+          <w:p>
+            <w:pPr>
+              <w:pStyle w:val="Compact"/>
+              <w:jc w:val="left"/>
+            </w:pPr>
+            <w:r>
+              <w:t xml:space="preserve">No-word-clue pairs</w:t>
+            </w:r>
+          </w:p>
+        </w:tc>
+        <w:tc>
+          <w:tcPr/>
+          <w:p>
+            <w:pPr>
+              <w:pStyle w:val="Compact"/>
+              <w:jc w:val="left"/>
+            </w:pPr>
+            <w:r>
+              <w:t xml:space="preserve">Unknown test words</w:t>
+            </w:r>
+          </w:p>
+        </w:tc>
+      </w:tr>
+      <w:tr>
+        <w:tc>
+          <w:tcPr/>
+          <w:p>
+            <w:pPr>
+              <w:pStyle w:val="Compact"/>
+              <w:jc w:val="left"/>
+            </w:pPr>
+            <w:r>
+              <w:rPr>
+                <w:bCs/>
+                <w:b/>
+              </w:rPr>
+              <w:t xml:space="preserve">Folk tales</w:t>
+            </w:r>
+            <w:r>
+              <w:t xml:space="preserve"> </w:t>
+            </w:r>
+            <w:r>
+              <w:t xml:space="preserve">(9 collections, 8 cultures)</w:t>
+            </w:r>
+          </w:p>
+        </w:tc>
+        <w:tc>
+          <w:tcPr/>
+          <w:p>
+            <w:pPr>
+              <w:pStyle w:val="Compact"/>
+              <w:jc w:val="left"/>
+            </w:pPr>
+            <w:r>
+              <w:t xml:space="preserve">54.9, 54.4, 50.9, 50.0</w:t>
+            </w:r>
+          </w:p>
+        </w:tc>
+        <w:tc>
+          <w:tcPr/>
+          <w:p>
+            <w:pPr>
+              <w:pStyle w:val="Compact"/>
+              <w:jc w:val="left"/>
+            </w:pPr>
+            <w:r>
+              <w:rPr>
+                <w:bCs/>
+                <w:b/>
+              </w:rPr>
+              <w:t xml:space="preserve">52.3</w:t>
+            </w:r>
+          </w:p>
+        </w:tc>
+        <w:tc>
+          <w:tcPr/>
+          <w:p>
+            <w:pPr>
+              <w:pStyle w:val="Compact"/>
+              <w:jc w:val="left"/>
+            </w:pPr>
+            <w:r>
+              <w:rPr>
+                <w:bCs/>
+                <w:b/>
+              </w:rPr>
+              <w:t xml:space="preserve">60.2</w:t>
+            </w:r>
+          </w:p>
+        </w:tc>
+        <w:tc>
+          <w:tcPr/>
+          <w:p>
+            <w:pPr>
+              <w:pStyle w:val="Compact"/>
+              <w:jc w:val="left"/>
+            </w:pPr>
+            <w:r>
+              <w:t xml:space="preserve">1.9%</w:t>
+            </w:r>
+          </w:p>
+        </w:tc>
+      </w:tr>
+      <w:tr>
+        <w:tc>
+          <w:tcPr/>
+          <w:p>
+            <w:pPr>
+              <w:pStyle w:val="Compact"/>
+              <w:jc w:val="left"/>
+            </w:pPr>
+            <w:r>
+              <w:t xml:space="preserve">Novels (control)</w:t>
+            </w:r>
+          </w:p>
+        </w:tc>
+        <w:tc>
+          <w:tcPr/>
+          <w:p>
+            <w:pPr>
+              <w:pStyle w:val="Compact"/>
+              <w:jc w:val="left"/>
+            </w:pPr>
+            <w:r>
+              <w:t xml:space="preserve">52.3, 53.1, 54.3, 51.2</w:t>
+            </w:r>
+          </w:p>
+        </w:tc>
+        <w:tc>
+          <w:tcPr/>
+          <w:p>
+            <w:pPr>
+              <w:pStyle w:val="Compact"/>
+              <w:jc w:val="left"/>
+            </w:pPr>
+            <w:r>
+              <w:t xml:space="preserve">54.1</w:t>
+            </w:r>
+          </w:p>
+        </w:tc>
+        <w:tc>
+          <w:tcPr/>
+          <w:p>
+            <w:pPr>
+              <w:pStyle w:val="Compact"/>
+              <w:jc w:val="left"/>
+            </w:pPr>
+            <w:r>
+              <w:t xml:space="preserve">53.9</w:t>
+            </w:r>
+          </w:p>
+        </w:tc>
+        <w:tc>
+          <w:tcPr/>
+          <w:p>
+            <w:pPr>
+              <w:pStyle w:val="Compact"/>
+              <w:jc w:val="left"/>
+            </w:pPr>
+            <w:r>
+              <w:t xml:space="preserve">3.3%</w:t>
+            </w:r>
+          </w:p>
+        </w:tc>
+      </w:tr>
+      <w:tr>
+        <w:tc>
+          <w:tcPr/>
+          <w:p>
+            <w:pPr>
+              <w:pStyle w:val="Compact"/>
+              <w:jc w:val="left"/>
+            </w:pPr>
+            <w:r>
+              <w:t xml:space="preserve">Folk tales, sentences shuffled (control)</w:t>
+            </w:r>
+          </w:p>
+        </w:tc>
+        <w:tc>
+          <w:tcPr/>
+          <w:p>
+            <w:pPr>
+              <w:pStyle w:val="Compact"/>
+              <w:jc w:val="left"/>
+            </w:pPr>
+            <w:r>
+              <w:t xml:space="preserve">47.4, 56.0, 53.7, 49.7</w:t>
+            </w:r>
+          </w:p>
+        </w:tc>
+        <w:tc>
+          <w:tcPr/>
+          <w:p>
+            <w:pPr>
+              <w:pStyle w:val="Compact"/>
+              <w:jc w:val="left"/>
+            </w:pPr>
+            <w:r>
+              <w:t xml:space="preserve">53.1</w:t>
+            </w:r>
+          </w:p>
+        </w:tc>
+        <w:tc>
+          <w:tcPr/>
+          <w:p>
+            <w:pPr>
+              <w:pStyle w:val="Compact"/>
+              <w:jc w:val="left"/>
+            </w:pPr>
+            <w:r>
+              <w:t xml:space="preserve">59.2</w:t>
+            </w:r>
+          </w:p>
+        </w:tc>
+        <w:tc>
+          <w:tcPr/>
+          <w:p>
+            <w:pPr>
+              <w:pStyle w:val="Compact"/>
+              <w:jc w:val="left"/>
+            </w:pPr>
+            <w:r>
+              <w:t xml:space="preserve">1.9%</w:t>
+            </w:r>
+          </w:p>
+        </w:tc>
+      </w:tr>
+      <w:tr>
+        <w:tc>
+          <w:tcPr/>
+          <w:p>
+            <w:pPr>
+              <w:pStyle w:val="Compact"/>
+              <w:jc w:val="left"/>
+            </w:pPr>
+            <w:r>
+              <w:t xml:space="preserve">Bible (2 runs)</w:t>
+            </w:r>
+          </w:p>
+        </w:tc>
+        <w:tc>
+          <w:tcPr/>
+          <w:p>
+            <w:pPr>
+              <w:pStyle w:val="Compact"/>
+              <w:jc w:val="left"/>
+            </w:pPr>
+            <w:r>
+              <w:t xml:space="preserve">44.2, 45.1</w:t>
+            </w:r>
+          </w:p>
+        </w:tc>
+        <w:tc>
+          <w:tcPr/>
+          <w:p>
+            <w:pPr>
+              <w:pStyle w:val="Compact"/>
+              <w:jc w:val="left"/>
+            </w:pPr>
+            <w:r>
+              <w:t xml:space="preserve">43.6</w:t>
+            </w:r>
+          </w:p>
+        </w:tc>
+        <w:tc>
+          <w:tcPr/>
+          <w:p>
+            <w:pPr>
+              <w:pStyle w:val="Compact"/>
+              <w:jc w:val="left"/>
+            </w:pPr>
+            <w:r>
+              <w:t xml:space="preserve">39.4</w:t>
+            </w:r>
+          </w:p>
+        </w:tc>
+        <w:tc>
+          <w:tcPr/>
+          <w:p>
+            <w:pPr>
+              <w:pStyle w:val="Compact"/>
+              <w:jc w:val="left"/>
+            </w:pPr>
+            <w:r>
+              <w:t xml:space="preserve">9.3%</w:t>
+            </w:r>
+          </w:p>
+        </w:tc>
+      </w:tr>
+      <w:tr>
+        <w:tc>
+          <w:tcPr/>
+          <w:p>
+            <w:pPr>
+              <w:pStyle w:val="Compact"/>
+              <w:jc w:val="left"/>
+            </w:pPr>
+            <w:r>
+              <w:t xml:space="preserve">Rules (small, 1 run)</w:t>
+            </w:r>
+          </w:p>
+        </w:tc>
+        <w:tc>
+          <w:tcPr/>
+          <w:p>
+            <w:pPr>
+              <w:pStyle w:val="Compact"/>
+              <w:jc w:val="left"/>
+            </w:pPr>
+            <w:r>
+              <w:t xml:space="preserve">50.0</w:t>
+            </w:r>
+          </w:p>
+        </w:tc>
+        <w:tc>
+          <w:tcPr/>
+          <w:p>
+            <w:pPr>
+              <w:pStyle w:val="Compact"/>
+              <w:jc w:val="left"/>
+            </w:pPr>
+            <w:r>
+              <w:t xml:space="preserve">50.0</w:t>
+            </w:r>
+          </w:p>
+        </w:tc>
+        <w:tc>
+          <w:tcPr/>
+          <w:p>
+            <w:pPr>
+              <w:pStyle w:val="Compact"/>
+              <w:jc w:val="left"/>
+            </w:pPr>
+            <w:r>
+              <w:t xml:space="preserve">54.4</w:t>
+            </w:r>
+          </w:p>
+        </w:tc>
+        <w:tc>
+          <w:tcPr/>
+          <w:p>
+            <w:pPr>
+              <w:pStyle w:val="Compact"/>
+              <w:jc w:val="left"/>
+            </w:pPr>
+            <w:r>
+              <w:t xml:space="preserve">14.2%</w:t>
+            </w:r>
+          </w:p>
+        </w:tc>
+      </w:tr>
+      <w:tr>
+        <w:tc>
+          <w:tcPr/>
+          <w:p>
+            <w:pPr>
+              <w:pStyle w:val="Compact"/>
+              <w:jc w:val="left"/>
+            </w:pPr>
+            <w:r>
+              <w:t xml:space="preserve">Bible narrative (small, 1 run)</w:t>
+            </w:r>
+          </w:p>
+        </w:tc>
+        <w:tc>
+          <w:tcPr/>
+          <w:p>
+            <w:pPr>
+              <w:pStyle w:val="Compact"/>
+              <w:jc w:val="left"/>
+            </w:pPr>
+            <w:r>
+              <w:t xml:space="preserve">56.5</w:t>
+            </w:r>
+          </w:p>
+        </w:tc>
+        <w:tc>
+          <w:tcPr/>
+          <w:p>
+            <w:pPr>
+              <w:pStyle w:val="Compact"/>
+              <w:jc w:val="left"/>
+            </w:pPr>
+            <w:r>
+              <w:t xml:space="preserve">56.5</w:t>
+            </w:r>
+          </w:p>
+        </w:tc>
+        <w:tc>
+          <w:tcPr/>
+          <w:p>
+            <w:pPr>
+              <w:pStyle w:val="Compact"/>
+              <w:jc w:val="left"/>
+            </w:pPr>
+            <w:r>
+              <w:t xml:space="preserve">54.6</w:t>
+            </w:r>
+          </w:p>
+        </w:tc>
+        <w:tc>
+          <w:tcPr/>
+          <w:p>
+            <w:pPr>
+              <w:pStyle w:val="Compact"/>
+              <w:jc w:val="left"/>
+            </w:pPr>
+            <w:r>
+              <w:t xml:space="preserve">16.2%</w:t>
+            </w:r>
+          </w:p>
+        </w:tc>
+      </w:tr>
+    </w:tbl>
+    <w:p>
+      <w:pPr>
+        <w:pStyle w:val="BodyText"/>
+      </w:pPr>
+      <w:r>
+        <w:t xml:space="preserve">References with no model: word-family overlap 76.1% (same-format), 50.0% (no-clue). Punctuation shortcut 50.0%.</w:t>
+      </w:r>
+    </w:p>
+    <w:bookmarkEnd w:id="62"/>
+    <w:bookmarkStart w:id="63" w:name="pre-registered-verdict-1"/>
+    <w:p>
+      <w:pPr>
+        <w:pStyle w:val="Heading3"/>
+      </w:pPr>
+      <w:r>
+        <w:t xml:space="preserve">Pre-registered verdict</w:t>
+      </w:r>
+    </w:p>
+    <w:tbl>
+      <w:tblPr>
+        <w:tblStyle w:val="Table"/>
+        <w:tblW w:type="pct" w:w="5000"/>
+        <w:tblLook w:firstRow="1" w:lastRow="0" w:firstColumn="0" w:lastColumn="0" w:noHBand="0" w:noVBand="0" w:val="0020"/>
+        <w:jc w:val="start"/>
+      </w:tblPr>
+      <w:tblGrid>
+        <w:gridCol w:w="3960"/>
+        <w:gridCol w:w="3960"/>
+      </w:tblGrid>
+      <w:tr>
+        <w:trPr>
+          <w:tblHeader w:val="true"/>
+        </w:trPr>
+        <w:tc>
+          <w:tcPr/>
+          <w:p>
+            <w:pPr>
+              <w:pStyle w:val="Compact"/>
+              <w:jc w:val="left"/>
+            </w:pPr>
+            <w:r>
+              <w:t xml:space="preserve">Test</w:t>
+            </w:r>
+          </w:p>
+        </w:tc>
+        <w:tc>
+          <w:tcPr/>
+          <w:p>
+            <w:pPr>
+              <w:pStyle w:val="Compact"/>
+              <w:jc w:val="left"/>
+            </w:pPr>
+            <w:r>
+              <w:t xml:space="preserve">Result</w:t>
+            </w:r>
+          </w:p>
+        </w:tc>
+      </w:tr>
+      <w:tr>
+        <w:tc>
+          <w:tcPr/>
+          <w:p>
+            <w:pPr>
+              <w:pStyle w:val="Compact"/>
+              <w:jc w:val="left"/>
+            </w:pPr>
+            <w:r>
+              <w:t xml:space="preserve">P1: each set beats 50% (sanity)</w:t>
+            </w:r>
+          </w:p>
+        </w:tc>
+        <w:tc>
+          <w:tcPr/>
+          <w:p>
+            <w:pPr>
+              <w:pStyle w:val="Compact"/>
+              <w:jc w:val="left"/>
+            </w:pPr>
+            <w:r>
+              <w:rPr>
+                <w:bCs/>
+                <w:b/>
+              </w:rPr>
+              <w:t xml:space="preserve">NOT CONFIRMED for any set</w:t>
+            </w:r>
+            <w:r>
+              <w:t xml:space="preserve"> </w:t>
+            </w:r>
+            <w:r>
+              <w:t xml:space="preserve">(folk tales p = 0.33)</w:t>
+            </w:r>
+          </w:p>
+        </w:tc>
+      </w:tr>
+      <w:tr>
+        <w:tc>
+          <w:tcPr/>
+          <w:p>
+            <w:pPr>
+              <w:pStyle w:val="Compact"/>
+              <w:jc w:val="left"/>
+            </w:pPr>
+            <w:r>
+              <w:t xml:space="preserve">P2: folk tales beat novels</w:t>
+            </w:r>
+          </w:p>
+        </w:tc>
+        <w:tc>
+          <w:tcPr/>
+          <w:p>
+            <w:pPr>
+              <w:pStyle w:val="Compact"/>
+              <w:jc w:val="left"/>
+            </w:pPr>
+            <w:r>
+              <w:rPr>
+                <w:bCs/>
+                <w:b/>
+              </w:rPr>
+              <w:t xml:space="preserve">NOT CONFIRMED:</w:t>
+            </w:r>
+            <w:r>
+              <w:t xml:space="preserve"> </w:t>
+            </w:r>
+            <w:r>
+              <w:t xml:space="preserve">folk tales were 1.8 points</w:t>
+            </w:r>
+            <w:r>
+              <w:t xml:space="preserve"> </w:t>
+            </w:r>
+            <w:r>
+              <w:rPr>
+                <w:iCs/>
+                <w:i/>
+              </w:rPr>
+              <w:t xml:space="preserve">lower</w:t>
+            </w:r>
+            <w:r>
+              <w:t xml:space="preserve"> </w:t>
+            </w:r>
+            <w:r>
+              <w:t xml:space="preserve">(fable-level p = 0.61, model-level p = 0.56)</w:t>
+            </w:r>
+          </w:p>
+        </w:tc>
+      </w:tr>
+      <w:tr>
+        <w:tc>
+          <w:tcPr/>
+          <w:p>
+            <w:pPr>
+              <w:pStyle w:val="Compact"/>
+              <w:jc w:val="left"/>
+            </w:pPr>
+            <w:r>
+              <w:t xml:space="preserve">P2b: folk tales beat shuffled folk tales</w:t>
+            </w:r>
+          </w:p>
+        </w:tc>
+        <w:tc>
+          <w:tcPr/>
+          <w:p>
+            <w:pPr>
+              <w:pStyle w:val="Compact"/>
+              <w:jc w:val="left"/>
+            </w:pPr>
+            <w:r>
+              <w:rPr>
+                <w:bCs/>
+                <w:b/>
+              </w:rPr>
+              <w:t xml:space="preserve">NOT CONFIRMED:</w:t>
+            </w:r>
+            <w:r>
+              <w:t xml:space="preserve"> </w:t>
+            </w:r>
+            <w:r>
+              <w:t xml:space="preserve">0.7 points lower (p = 0.59 / 0.36)</w:t>
+            </w:r>
+          </w:p>
+        </w:tc>
+      </w:tr>
+      <w:tr>
+        <w:tc>
+          <w:tcPr/>
+          <w:p>
+            <w:pPr>
+              <w:pStyle w:val="Compact"/>
+              <w:jc w:val="left"/>
+            </w:pPr>
+            <w:r>
+              <w:t xml:space="preserve">P3: folk tales beat 50% on no-clue pairs</w:t>
+            </w:r>
+          </w:p>
+        </w:tc>
+        <w:tc>
+          <w:tcPr/>
+          <w:p>
+            <w:pPr>
+              <w:pStyle w:val="Compact"/>
+              <w:jc w:val="left"/>
+            </w:pPr>
+            <w:r>
+              <w:rPr>
+                <w:bCs/>
+                <w:b/>
+              </w:rPr>
+              <w:t xml:space="preserve">NOT CONFIRMED</w:t>
+            </w:r>
+            <w:r>
+              <w:t xml:space="preserve"> </w:t>
+            </w:r>
+            <w:r>
+              <w:t xml:space="preserve">(60.2%, p = 0.065; pre-declared as</w:t>
+            </w:r>
+            <w:r>
+              <w:t xml:space="preserve"> </w:t>
+            </w:r>
+            <w:r>
+              <w:t xml:space="preserve">“</w:t>
+            </w:r>
+            <w:r>
+              <w:t xml:space="preserve">inconclusive, low power</w:t>
+            </w:r>
+            <w:r>
+              <w:t xml:space="preserve">”</w:t>
+            </w:r>
+            <w:r>
+              <w:t xml:space="preserve"> </w:t>
+            </w:r>
+            <w:r>
+              <w:t xml:space="preserve">if null)</w:t>
+            </w:r>
+          </w:p>
+        </w:tc>
+      </w:tr>
+    </w:tbl>
+    <w:p>
+      <w:pPr>
+        <w:pStyle w:val="BodyText"/>
+      </w:pPr>
+      <w:r>
+        <w:t xml:space="preserve">Descriptive, not pre-registered:</w:t>
+      </w:r>
+      <w:r>
+        <w:t xml:space="preserve"> </w:t>
+      </w:r>
+      <w:r>
+        <w:t xml:space="preserve">- On no-clue pairs, folk tales were 6.3 points above novels (model-level p = 0.029, fable-level p = 0.22) and 1.1 above shuffled.</w:t>
+      </w:r>
+      <w:r>
+        <w:t xml:space="preserve"> </w:t>
+      </w:r>
+      <w:r>
+        <w:t xml:space="preserve">- Folk tales were 8.8 points above the Bible.</w:t>
+      </w:r>
+      <w:r>
+        <w:t xml:space="preserve"> </w:t>
+      </w:r>
+      <w:r>
+        <w:t xml:space="preserve">- Bible narrative was 6.5 points above rules (1 run).</w:t>
+      </w:r>
+    </w:p>
+    <w:p>
+      <w:pPr>
+        <w:pStyle w:val="BodyText"/>
+      </w:pPr>
+      <w:r>
+        <w:t xml:space="preserve">None of these is a confirmation.</w:t>
+      </w:r>
+    </w:p>
+    <w:bookmarkEnd w:id="63"/>
+    <w:bookmarkStart w:id="64" w:name="what-this-means-6"/>
+    <w:p>
+      <w:pPr>
+        <w:pStyle w:val="Heading3"/>
+      </w:pPr>
+      <w:r>
+        <w:t xml:space="preserve">What this means</w:t>
+      </w:r>
+    </w:p>
+    <w:p>
+      <w:pPr>
+        <w:numPr>
+          <w:ilvl w:val="0"/>
+          <w:numId w:val="1011"/>
+        </w:numPr>
+        <w:pStyle w:val="Compact"/>
+      </w:pPr>
+      <w:r>
+        <w:rPr>
+          <w:bCs/>
+          <w:b/>
+        </w:rPr>
+        <w:t xml:space="preserve">The theory was not supported at this scale.</w:t>
+      </w:r>
+      <w:r>
+        <w:t xml:space="preserve"> </w:t>
+      </w:r>
+      <w:r>
+        <w:t xml:space="preserve">Tiny models trained on about 700k words didn’t link Aesop fables to their morals better than chance, from any training set. They didn’t even use the word-overlap clue that a simple word count exploits (76%). The test asked for more than these models can do.</w:t>
+      </w:r>
+    </w:p>
+    <w:p>
+      <w:pPr>
+        <w:numPr>
+          <w:ilvl w:val="0"/>
+          <w:numId w:val="1011"/>
+        </w:numPr>
+        <w:pStyle w:val="Compact"/>
+      </w:pPr>
+      <w:r>
+        <w:rPr>
+          <w:bCs/>
+          <w:b/>
+        </w:rPr>
+        <w:t xml:space="preserve">The one hint</w:t>
+      </w:r>
+      <w:r>
+        <w:t xml:space="preserve"> </w:t>
+      </w:r>
+      <w:r>
+        <w:t xml:space="preserve">is that every story-based model scored around 59–60% on the no-clue pairs, against about 54% for novels. That hint is the same for real and shuffled stories, so it points to</w:t>
+      </w:r>
+      <w:r>
+        <w:t xml:space="preserve"> </w:t>
+      </w:r>
+      <w:r>
+        <w:rPr>
+          <w:iCs/>
+          <w:i/>
+        </w:rPr>
+        <w:t xml:space="preserve">story vocabulary and setting</w:t>
+      </w:r>
+      <w:r>
+        <w:t xml:space="preserve"> </w:t>
+      </w:r>
+      <w:r>
+        <w:t xml:space="preserve">(animals, folk situations), not story</w:t>
+      </w:r>
+      <w:r>
+        <w:t xml:space="preserve"> </w:t>
+      </w:r>
+      <w:r>
+        <w:rPr>
+          <w:iCs/>
+          <w:i/>
+        </w:rPr>
+        <w:t xml:space="preserve">structure</w:t>
+      </w:r>
+      <w:r>
+        <w:t xml:space="preserve">.</w:t>
+      </w:r>
+    </w:p>
+    <w:p>
+      <w:pPr>
+        <w:numPr>
+          <w:ilvl w:val="0"/>
+          <w:numId w:val="1011"/>
+        </w:numPr>
+        <w:pStyle w:val="Compact"/>
+      </w:pPr>
+      <w:r>
+        <w:rPr>
+          <w:bCs/>
+          <w:b/>
+        </w:rPr>
+        <w:t xml:space="preserve">The Bible model fell below chance</w:t>
+      </w:r>
+      <w:r>
+        <w:t xml:space="preserve">, likely because Aesop’s 1890s English is far from King James English (9.3% unknown words).</w:t>
+      </w:r>
+    </w:p>
+    <w:p>
+      <w:pPr>
+        <w:numPr>
+          <w:ilvl w:val="0"/>
+          <w:numId w:val="1011"/>
+        </w:numPr>
+        <w:pStyle w:val="Compact"/>
+      </w:pPr>
+      <w:r>
+        <w:rPr>
+          <w:bCs/>
+          <w:b/>
+        </w:rPr>
+        <w:t xml:space="preserve">For communication:</w:t>
+      </w:r>
+      <w:r>
+        <w:t xml:space="preserve"> </w:t>
+      </w:r>
+      <w:r>
+        <w:t xml:space="preserve">this result says nothing yet about better communication. It shows that tiny models can’t yet</w:t>
+      </w:r>
+      <w:r>
+        <w:t xml:space="preserve"> </w:t>
+      </w:r>
+      <w:r>
+        <w:rPr>
+          <w:iCs/>
+          <w:i/>
+        </w:rPr>
+        <w:t xml:space="preserve">apply a lesson from one culture’s stories to another’s</w:t>
+      </w:r>
+      <w:r>
+        <w:t xml:space="preserve">, and that bigger models or more text would be needed to test the theory fairly.</w:t>
+      </w:r>
+    </w:p>
+    <w:bookmarkEnd w:id="64"/>
+    <w:bookmarkEnd w:id="65"/>
+    <w:bookmarkEnd w:id="66"/>
     <w:sectPr/>
   </w:body>
 </w:document>
@@ -6287,6 +7507,9 @@
     <w:abstractNumId w:val="991"/>
   </w:num>
   <w:num w:numId="1010">
+    <w:abstractNumId w:val="991"/>
+  </w:num>
+  <w:num w:numId="1011">
     <w:abstractNumId w:val="991"/>
   </w:num>
 </w:numbering>
